--- a/templates/pilot/SRC-SKIN-CAREPATH-PREAUTH-30.docx
+++ b/templates/pilot/SRC-SKIN-CAREPATH-PREAUTH-30.docx
@@ -22047,6 +22047,9 @@
               <w:rtl w:val="0"/>
             </w:rPr>
           </w:r>
+          <w:r>
+            <w:t xml:space="preserve">{patientName}</w:t>
+          </w:r>
         </w:p>
       </w:tc>
     </w:tr>
@@ -22130,6 +22133,9 @@
             <w:rPr>
               <w:rtl w:val="0"/>
             </w:rPr>
+          </w:r>
+          <w:r>
+            <w:t xml:space="preserve">{dob}</w:t>
           </w:r>
         </w:p>
       </w:tc>
@@ -22215,6 +22221,9 @@
               <w:rtl w:val="0"/>
             </w:rPr>
           </w:r>
+          <w:r>
+            <w:t xml:space="preserve">{mrn}</w:t>
+          </w:r>
         </w:p>
       </w:tc>
     </w:tr>
@@ -22297,6 +22306,9 @@
             <w:rPr>
               <w:rtl w:val="0"/>
             </w:rPr>
+          </w:r>
+          <w:r>
+            <w:t xml:space="preserve">{diagnosis}</w:t>
           </w:r>
         </w:p>
       </w:tc>
